--- a/tanlov2025.rar/4_Танлов материаллари.docx
+++ b/tanlov2025.rar/4_Танлов материаллари.docx
@@ -1,6 +1,6 @@
 
 <file path=word/document.xml><?xml version="1.0" encoding="utf-8"?>
-<w:document xmlns:wpc="http://schemas.microsoft.com/office/word/2010/wordprocessingCanvas" xmlns:cx="http://schemas.microsoft.com/office/drawing/2014/chartex" xmlns:cx1="http://schemas.microsoft.com/office/drawing/2015/9/8/chartex" xmlns:cx2="http://schemas.microsoft.com/office/drawing/2015/10/21/chartex" xmlns:cx3="http://schemas.microsoft.com/office/drawing/2016/5/9/chartex" xmlns:cx4="http://schemas.microsoft.com/office/drawing/2016/5/10/chartex" xmlns:cx5="http://schemas.microsoft.com/office/drawing/2016/5/11/chartex" xmlns:cx6="http://schemas.microsoft.com/office/drawing/2016/5/12/chartex" xmlns:cx7="http://schemas.microsoft.com/office/drawing/2016/5/13/chartex" xmlns:cx8="http://schemas.microsoft.com/office/drawing/2016/5/14/chartex" xmlns:mc="http://schemas.openxmlformats.org/markup-compatibility/2006" xmlns:aink="http://schemas.microsoft.com/office/drawing/2016/ink" xmlns:am3d="http://schemas.microsoft.com/office/drawing/2017/model3d" xmlns:o="urn:schemas-microsoft-com:office:office" xmlns:oel="http://schemas.microsoft.com/office/2019/extlst" xmlns:r="http://schemas.openxmlformats.org/officeDocument/2006/relationships" xmlns:m="http://schemas.openxmlformats.org/officeDocument/2006/math" xmlns:v="urn:schemas-microsoft-com:vml" xmlns:wp14="http://schemas.microsoft.com/office/word/2010/wordprocessingDrawing" xmlns:wp="http://schemas.openxmlformats.org/drawingml/2006/wordprocessingDrawing" xmlns:w10="urn:schemas-microsoft-com:office:word" xmlns:w="http://schemas.openxmlformats.org/wordprocessingml/2006/main" xmlns:w14="http://schemas.microsoft.com/office/word/2010/wordml" xmlns:w15="http://schemas.microsoft.com/office/word/2012/wordml" xmlns:w16cex="http://schemas.microsoft.com/office/word/2018/wordml/cex" xmlns:w16cid="http://schemas.microsoft.com/office/word/2016/wordml/cid" xmlns:w16="http://schemas.microsoft.com/office/word/2018/wordml" xmlns:w16sdtdh="http://schemas.microsoft.com/office/word/2020/wordml/sdtdatahash" xmlns:w16se="http://schemas.microsoft.com/office/word/2015/wordml/symex" xmlns:wpg="http://schemas.microsoft.com/office/word/2010/wordprocessingGroup" xmlns:wpi="http://schemas.microsoft.com/office/word/2010/wordprocessingInk" xmlns:wne="http://schemas.microsoft.com/office/word/2006/wordml" xmlns:wps="http://schemas.microsoft.com/office/word/2010/wordprocessingShape" mc:Ignorable="w14 w15 w16se w16cid w16 w16cex w16sdtdh wp14">
+<w:document xmlns:wpc="http://schemas.microsoft.com/office/word/2010/wordprocessingCanvas" xmlns:cx="http://schemas.microsoft.com/office/drawing/2014/chartex" xmlns:cx1="http://schemas.microsoft.com/office/drawing/2015/9/8/chartex" xmlns:cx2="http://schemas.microsoft.com/office/drawing/2015/10/21/chartex" xmlns:cx3="http://schemas.microsoft.com/office/drawing/2016/5/9/chartex" xmlns:cx4="http://schemas.microsoft.com/office/drawing/2016/5/10/chartex" xmlns:cx5="http://schemas.microsoft.com/office/drawing/2016/5/11/chartex" xmlns:cx6="http://schemas.microsoft.com/office/drawing/2016/5/12/chartex" xmlns:cx7="http://schemas.microsoft.com/office/drawing/2016/5/13/chartex" xmlns:cx8="http://schemas.microsoft.com/office/drawing/2016/5/14/chartex" xmlns:mc="http://schemas.openxmlformats.org/markup-compatibility/2006" xmlns:aink="http://schemas.microsoft.com/office/drawing/2016/ink" xmlns:am3d="http://schemas.microsoft.com/office/drawing/2017/model3d" xmlns:o="urn:schemas-microsoft-com:office:office" xmlns:r="http://schemas.openxmlformats.org/officeDocument/2006/relationships" xmlns:m="http://schemas.openxmlformats.org/officeDocument/2006/math" xmlns:v="urn:schemas-microsoft-com:vml" xmlns:wp14="http://schemas.microsoft.com/office/word/2010/wordprocessingDrawing" xmlns:wp="http://schemas.openxmlformats.org/drawingml/2006/wordprocessingDrawing" xmlns:w10="urn:schemas-microsoft-com:office:word" xmlns:w="http://schemas.openxmlformats.org/wordprocessingml/2006/main" xmlns:w14="http://schemas.microsoft.com/office/word/2010/wordml" xmlns:w15="http://schemas.microsoft.com/office/word/2012/wordml" xmlns:w16cex="http://schemas.microsoft.com/office/word/2018/wordml/cex" xmlns:w16cid="http://schemas.microsoft.com/office/word/2016/wordml/cid" xmlns:w16="http://schemas.microsoft.com/office/word/2018/wordml" xmlns:w16se="http://schemas.microsoft.com/office/word/2015/wordml/symex" xmlns:wpg="http://schemas.microsoft.com/office/word/2010/wordprocessingGroup" xmlns:wpi="http://schemas.microsoft.com/office/word/2010/wordprocessingInk" xmlns:wne="http://schemas.microsoft.com/office/word/2006/wordml" xmlns:wps="http://schemas.microsoft.com/office/word/2010/wordprocessingShape" mc:Ignorable="w14 w15 w16se w16cid w16 w16cex wp14">
   <w:body>
     <w:p>
       <w:pPr>
@@ -3616,15 +3616,6 @@
           <w:lang w:val="uz-Cyrl-UZ"/>
         </w:rPr>
       </w:pPr>
-      <w:r>
-        <w:rPr>
-          <w:rFonts w:eastAsia="Times New Roman"/>
-          <w:b/>
-          <w:spacing w:val="-1"/>
-          <w:lang w:val="uz-Cyrl-UZ"/>
-        </w:rPr>
-        <w:br/>
-      </w:r>
     </w:p>
     <w:p>
       <w:pPr>
@@ -3658,7 +3649,7 @@
         <w:rPr>
           <w:rFonts w:eastAsia="Times New Roman"/>
           <w:spacing w:val="-1"/>
-          <w:lang w:val="en-US"/>
+          <w:lang w:val="uz-Cyrl-UZ"/>
         </w:rPr>
         <w:br/>
       </w:r>
@@ -3771,15 +3762,6 @@
           <w:lang w:val="uz-Cyrl-UZ"/>
         </w:rPr>
       </w:pPr>
-      <w:r>
-        <w:rPr>
-          <w:rFonts w:eastAsia="Times New Roman"/>
-          <w:b/>
-          <w:spacing w:val="-1"/>
-          <w:lang w:val="uz-Cyrl-UZ"/>
-        </w:rPr>
-        <w:t xml:space="preserve"> </w:t>
-      </w:r>
       <w:r>
         <w:rPr>
           <w:rFonts w:eastAsia="Times New Roman"/>
@@ -4019,7 +4001,7 @@
           <w:szCs w:val="28"/>
           <w:lang w:val="uz-Cyrl-UZ"/>
         </w:rPr>
-        <w:t xml:space="preserve">,          </w:t>
+        <w:t xml:space="preserve">, </w:t>
       </w:r>
     </w:p>
     <w:p>
@@ -4262,7 +4244,7 @@
       </w:r>
       <w:r>
         <w:rPr>
-          <w:lang w:val="en-US"/>
+          <w:lang w:val="uz-Cyrl-UZ"/>
         </w:rPr>
         <w:br/>
       </w:r>
@@ -4369,10 +4351,10 @@
             <v:path o:extrusionok="f" gradientshapeok="t" o:connecttype="rect"/>
             <o:lock v:ext="edit" aspectratio="t"/>
           </v:shapetype>
-          <v:shape id="_x0000_i1032" type="#_x0000_t75" style="width:119.6pt;height:43.2pt" o:ole="">
+          <v:shape id="_x0000_i1025" type="#_x0000_t75" style="width:119.5pt;height:43pt" o:ole="">
             <v:imagedata r:id="rId10" o:title=""/>
           </v:shape>
-          <o:OLEObject Type="Embed" ProgID="Equation.3" ShapeID="_x0000_i1032" DrawAspect="Content" ObjectID="_1819864043" r:id="rId11"/>
+          <o:OLEObject Type="Embed" ProgID="Equation.3" ShapeID="_x0000_i1025" DrawAspect="Content" ObjectID="_1822309061" r:id="rId11"/>
         </w:object>
       </w:r>
     </w:p>
@@ -5113,7 +5095,15 @@
       </w:r>
       <w:proofErr w:type="spellEnd"/>
       <w:r>
-        <w:t xml:space="preserve"> бутун сон;</w:t>
+        <w:t xml:space="preserve"> </w:t>
+      </w:r>
+      <w:proofErr w:type="spellStart"/>
+      <w:r>
+        <w:t>бутун</w:t>
+      </w:r>
+      <w:proofErr w:type="spellEnd"/>
+      <w:r>
+        <w:t xml:space="preserve"> сон;</w:t>
       </w:r>
     </w:p>
     <w:p>
@@ -5344,7 +5334,6 @@
           <w:rFonts w:eastAsia="Times New Roman"/>
           <w:b/>
           <w:bCs/>
-          <w:lang w:val="en-US"/>
         </w:rPr>
       </w:pPr>
     </w:p>
@@ -5403,7 +5392,7 @@
           <w:spacing w:val="-1"/>
           <w:lang w:val="uz-Cyrl-UZ"/>
         </w:rPr>
-        <w:t xml:space="preserve"> эллиптик эгри чизиқ параметрларини </w:t>
+        <w:t xml:space="preserve"> эллиптик эгри чизиқ параметрларини генерациялашнинг замонавий криптографик талаблари бўйича текширилиши </w:t>
       </w:r>
       <w:r>
         <w:rPr>
@@ -5412,7 +5401,7 @@
           <w:lang w:val="uz-Cyrl-UZ"/>
         </w:rPr>
         <w:lastRenderedPageBreak/>
-        <w:t xml:space="preserve">генерациялашнинг замонавий криптографик талаблари бўйича текширилиши лозим. </w:t>
+        <w:t xml:space="preserve">лозим. </w:t>
       </w:r>
     </w:p>
     <w:p>
@@ -5552,7 +5541,7 @@
           <w:spacing w:val="-1"/>
           <w:lang w:val="uz-Cyrl-UZ"/>
         </w:rPr>
-        <w:t xml:space="preserve">).  </w:t>
+        <w:t>).</w:t>
       </w:r>
       <w:r>
         <w:rPr>
@@ -5574,6 +5563,8 @@
           <w:lang w:val="uz-Cyrl-UZ"/>
         </w:rPr>
       </w:pPr>
+      <w:bookmarkStart w:id="0" w:name="_GoBack"/>
+      <w:bookmarkEnd w:id="0"/>
     </w:p>
     <w:p>
       <w:pPr>
@@ -5859,7 +5850,6 @@
           <w:rFonts w:eastAsia="Times New Roman"/>
           <w:b/>
           <w:spacing w:val="-1"/>
-          <w:lang w:val="en-US"/>
         </w:rPr>
       </w:pPr>
     </w:p>
@@ -5941,7 +5931,6 @@
         <w:rPr>
           <w:rFonts w:eastAsia="Times New Roman"/>
           <w:spacing w:val="-1"/>
-          <w:lang w:val="en-US"/>
         </w:rPr>
         <w:br/>
       </w:r>
@@ -6046,7 +6035,7 @@
           <w:rFonts w:eastAsia="Times New Roman"/>
           <w:b/>
           <w:bCs/>
-          <w:lang w:val="en-US"/>
+          <w:lang w:val="uz-Cyrl-UZ"/>
         </w:rPr>
       </w:pPr>
     </w:p>
@@ -6193,7 +6182,7 @@
           <w:rFonts w:eastAsia="Times New Roman"/>
           <w:b/>
           <w:bCs/>
-          <w:lang w:val="en-US"/>
+          <w:lang w:val="uz-Cyrl-UZ"/>
         </w:rPr>
       </w:pPr>
     </w:p>
@@ -6413,7 +6402,6 @@
           <w:rFonts w:eastAsia="Times New Roman"/>
           <w:b/>
           <w:bCs/>
-          <w:lang w:val="en-US"/>
         </w:rPr>
       </w:pPr>
     </w:p>
@@ -6482,7 +6470,7 @@
         <w:rPr>
           <w:rFonts w:eastAsia="Times New Roman"/>
           <w:spacing w:val="-1"/>
-          <w:lang w:val="en-US"/>
+          <w:lang w:val="uz-Cyrl-UZ"/>
         </w:rPr>
       </w:pPr>
       <w:r>
@@ -6511,7 +6499,7 @@
         <w:rPr>
           <w:rFonts w:eastAsia="Times New Roman"/>
           <w:spacing w:val="-1"/>
-          <w:lang w:val="en-US"/>
+          <w:lang w:val="uz-Cyrl-UZ"/>
         </w:rPr>
       </w:pPr>
     </w:p>
@@ -6544,7 +6532,7 @@
           <w:b/>
           <w:bCs/>
           <w:spacing w:val="-2"/>
-          <w:lang w:val="en-US"/>
+          <w:lang w:val="uz-Cyrl-UZ"/>
         </w:rPr>
       </w:pPr>
     </w:p>
@@ -7088,7 +7076,7 @@
           <w:b/>
           <w:spacing w:val="-1"/>
           <w:sz w:val="24"/>
-          <w:lang w:val="en-US"/>
+          <w:lang w:val="uz-Cyrl-UZ"/>
         </w:rPr>
       </w:pPr>
       <w:r>
@@ -7123,7 +7111,7 @@
           <w:b/>
           <w:spacing w:val="-1"/>
           <w:sz w:val="24"/>
-          <w:lang w:val="en-US"/>
+          <w:lang w:val="uz-Cyrl-UZ"/>
         </w:rPr>
       </w:pPr>
     </w:p>
@@ -7259,7 +7247,6 @@
           <w:rFonts w:eastAsia="Times New Roman"/>
           <w:b/>
           <w:spacing w:val="-1"/>
-          <w:lang w:val="en-US"/>
         </w:rPr>
       </w:pPr>
     </w:p>
@@ -7389,7 +7376,6 @@
           <w:rFonts w:eastAsia="Times New Roman"/>
           <w:b/>
           <w:spacing w:val="-1"/>
-          <w:lang w:val="en-US"/>
         </w:rPr>
       </w:pPr>
     </w:p>
@@ -7591,7 +7577,6 @@
           <w:rFonts w:eastAsia="Times New Roman"/>
           <w:b/>
           <w:bCs/>
-          <w:lang w:val="en-US"/>
         </w:rPr>
       </w:pPr>
     </w:p>
@@ -7777,6 +7762,9 @@
         <w:t xml:space="preserve">нинг микроконтроллерлардаги реализацияси кенг тарқалган </w:t>
       </w:r>
       <w:r>
+        <w:rPr>
+          <w:lang w:val="ru-RU"/>
+        </w:rPr>
         <w:br/>
       </w:r>
       <w:r>
@@ -7814,7 +7802,6 @@
           <w:rFonts w:eastAsia="Times New Roman"/>
           <w:b/>
           <w:bCs/>
-          <w:lang w:val="en-US"/>
         </w:rPr>
       </w:pPr>
     </w:p>
@@ -7909,7 +7896,7 @@
           <w:b/>
           <w:bCs/>
           <w:spacing w:val="-2"/>
-          <w:lang w:val="en-US"/>
+          <w:lang w:val="uz-Cyrl-UZ"/>
         </w:rPr>
       </w:pPr>
     </w:p>
@@ -7957,7 +7944,7 @@
         <w:rPr>
           <w:rFonts w:eastAsia="Times New Roman"/>
           <w:spacing w:val="-1"/>
-          <w:lang w:val="en-US"/>
+          <w:lang w:val="uz-Cyrl-UZ"/>
         </w:rPr>
         <w:br/>
       </w:r>
@@ -8447,7 +8434,7 @@
           <w:b/>
           <w:spacing w:val="-1"/>
           <w:sz w:val="24"/>
-          <w:lang w:val="en-US"/>
+          <w:lang w:val="uz-Cyrl-UZ"/>
         </w:rPr>
       </w:pPr>
       <w:r>
@@ -8482,7 +8469,7 @@
           <w:b/>
           <w:spacing w:val="-1"/>
           <w:sz w:val="24"/>
-          <w:lang w:val="en-US"/>
+          <w:lang w:val="uz-Cyrl-UZ"/>
         </w:rPr>
       </w:pPr>
     </w:p>
@@ -8610,7 +8597,6 @@
           <w:rFonts w:eastAsia="Times New Roman"/>
           <w:b/>
           <w:spacing w:val="-1"/>
-          <w:lang w:val="en-US"/>
         </w:rPr>
       </w:pPr>
     </w:p>
@@ -8740,7 +8726,6 @@
           <w:rFonts w:eastAsia="Times New Roman"/>
           <w:b/>
           <w:spacing w:val="-1"/>
-          <w:lang w:val="en-US"/>
         </w:rPr>
       </w:pPr>
     </w:p>
@@ -8933,7 +8918,7 @@
           <w:rFonts w:eastAsia="Times New Roman"/>
           <w:b/>
           <w:bCs/>
-          <w:lang w:val="en-US"/>
+          <w:lang w:val="uz-Cyrl-UZ"/>
         </w:rPr>
       </w:pPr>
     </w:p>
@@ -9313,7 +9298,7 @@
         <w:rPr>
           <w:rFonts w:eastAsia="Times New Roman"/>
           <w:spacing w:val="-1"/>
-          <w:lang w:val="en-US"/>
+          <w:lang w:val="uz-Cyrl-UZ"/>
         </w:rPr>
         <w:br/>
       </w:r>
@@ -9790,7 +9775,6 @@
           <w:b/>
           <w:spacing w:val="-1"/>
           <w:sz w:val="24"/>
-          <w:lang w:val="en-US"/>
         </w:rPr>
       </w:pPr>
       <w:r>
@@ -9825,7 +9809,6 @@
           <w:b/>
           <w:spacing w:val="-1"/>
           <w:sz w:val="24"/>
-          <w:lang w:val="en-US"/>
         </w:rPr>
       </w:pPr>
     </w:p>
@@ -9945,7 +9928,6 @@
           <w:rFonts w:eastAsia="Times New Roman"/>
           <w:b/>
           <w:spacing w:val="-1"/>
-          <w:lang w:val="en-US"/>
         </w:rPr>
       </w:pPr>
     </w:p>
@@ -10067,7 +10049,6 @@
           <w:rFonts w:eastAsia="Times New Roman"/>
           <w:b/>
           <w:bCs/>
-          <w:lang w:val="en-US"/>
         </w:rPr>
       </w:pPr>
     </w:p>
@@ -10217,7 +10198,7 @@
         <w:rPr>
           <w:rFonts w:eastAsia="Times New Roman"/>
           <w:spacing w:val="-1"/>
-          <w:lang w:val="en-US"/>
+          <w:lang w:val="uz-Cyrl-UZ"/>
         </w:rPr>
         <w:br/>
       </w:r>
@@ -10238,7 +10219,7 @@
           <w:rFonts w:eastAsia="Times New Roman"/>
           <w:b/>
           <w:bCs/>
-          <w:lang w:val="en-US"/>
+          <w:lang w:val="uz-Cyrl-UZ"/>
         </w:rPr>
       </w:pPr>
     </w:p>
@@ -10452,7 +10433,6 @@
           <w:rFonts w:eastAsia="Times New Roman"/>
           <w:b/>
           <w:bCs/>
-          <w:lang w:val="en-US"/>
         </w:rPr>
       </w:pPr>
     </w:p>
@@ -10505,7 +10485,6 @@
         <w:rPr>
           <w:rFonts w:eastAsia="Times New Roman"/>
           <w:spacing w:val="-1"/>
-          <w:lang w:val="en-US"/>
         </w:rPr>
       </w:pPr>
       <w:r>
@@ -10525,7 +10504,6 @@
         <w:rPr>
           <w:rFonts w:eastAsia="Times New Roman"/>
           <w:spacing w:val="-1"/>
-          <w:lang w:val="en-US"/>
         </w:rPr>
       </w:pPr>
     </w:p>
@@ -12044,7 +12022,15 @@
         <w:t>й</w:t>
       </w:r>
       <w:r>
-        <w:t xml:space="preserve"> назар, </w:t>
+        <w:t xml:space="preserve"> </w:t>
+      </w:r>
+      <w:proofErr w:type="spellStart"/>
+      <w:r>
+        <w:t>назар</w:t>
+      </w:r>
+      <w:proofErr w:type="spellEnd"/>
+      <w:r>
+        <w:t xml:space="preserve">, </w:t>
       </w:r>
       <w:proofErr w:type="spellStart"/>
       <w:r>
@@ -12661,7 +12647,15 @@
       </w:r>
       <w:proofErr w:type="spellEnd"/>
       <w:r>
-        <w:t xml:space="preserve"> билан </w:t>
+        <w:t xml:space="preserve"> </w:t>
+      </w:r>
+      <w:proofErr w:type="spellStart"/>
+      <w:r>
+        <w:t>билан</w:t>
+      </w:r>
+      <w:proofErr w:type="spellEnd"/>
+      <w:r>
+        <w:t xml:space="preserve"> </w:t>
       </w:r>
       <w:proofErr w:type="spellStart"/>
       <w:r>
@@ -13339,7 +13333,15 @@
       </w:r>
       <w:proofErr w:type="spellEnd"/>
       <w:r>
-        <w:t xml:space="preserve"> билан);</w:t>
+        <w:t xml:space="preserve"> </w:t>
+      </w:r>
+      <w:proofErr w:type="spellStart"/>
+      <w:r>
+        <w:t>билан</w:t>
+      </w:r>
+      <w:proofErr w:type="spellEnd"/>
+      <w:r>
+        <w:t>);</w:t>
       </w:r>
     </w:p>
     <w:p>
@@ -13409,7 +13411,15 @@
       </w:r>
       <w:proofErr w:type="spellEnd"/>
       <w:r>
-        <w:t xml:space="preserve"> билан).</w:t>
+        <w:t xml:space="preserve"> </w:t>
+      </w:r>
+      <w:proofErr w:type="spellStart"/>
+      <w:r>
+        <w:t>билан</w:t>
+      </w:r>
+      <w:proofErr w:type="spellEnd"/>
+      <w:r>
+        <w:t>).</w:t>
       </w:r>
     </w:p>
     <w:p>
@@ -14946,7 +14956,15 @@
       </w:r>
       <w:proofErr w:type="spellEnd"/>
       <w:r>
-        <w:t xml:space="preserve"> билан </w:t>
+        <w:t xml:space="preserve"> </w:t>
+      </w:r>
+      <w:proofErr w:type="spellStart"/>
+      <w:r>
+        <w:t>билан</w:t>
+      </w:r>
+      <w:proofErr w:type="spellEnd"/>
+      <w:r>
+        <w:t xml:space="preserve"> </w:t>
       </w:r>
       <w:proofErr w:type="spellStart"/>
       <w:r>
@@ -15572,9 +15590,6 @@
       <w:pPr>
         <w:ind w:firstLine="720"/>
         <w:jc w:val="both"/>
-        <w:rPr>
-          <w:lang w:val="en-US"/>
-        </w:rPr>
       </w:pPr>
       <w:r>
         <w:t>16.</w:t>
@@ -15684,9 +15699,6 @@
       <w:pPr>
         <w:ind w:firstLine="720"/>
         <w:jc w:val="both"/>
-        <w:rPr>
-          <w:lang w:val="en-US"/>
-        </w:rPr>
       </w:pPr>
     </w:p>
     <w:p>
@@ -21619,8 +21631,13 @@
         </w:rPr>
         <w:t>ў</w:t>
       </w:r>
-      <w:r>
-        <w:t xml:space="preserve">риб </w:t>
+      <w:proofErr w:type="spellStart"/>
+      <w:r>
+        <w:t>риб</w:t>
+      </w:r>
+      <w:proofErr w:type="spellEnd"/>
+      <w:r>
+        <w:t xml:space="preserve"> </w:t>
       </w:r>
       <w:proofErr w:type="spellStart"/>
       <w:r>
@@ -21756,9 +21773,6 @@
       <w:pPr>
         <w:ind w:firstLine="720"/>
         <w:jc w:val="both"/>
-        <w:rPr>
-          <w:lang w:val="en-US"/>
-        </w:rPr>
       </w:pPr>
       <w:r>
         <w:t>35.</w:t>
@@ -22004,14 +22018,8 @@
       <w:pPr>
         <w:ind w:firstLine="720"/>
         <w:jc w:val="both"/>
-        <w:rPr>
-          <w:lang w:val="en-US"/>
-        </w:rPr>
-      </w:pPr>
-      <w:r>
-        <w:rPr>
-          <w:lang w:val="en-US"/>
-        </w:rPr>
+      </w:pPr>
+      <w:r>
         <w:t>36.</w:t>
       </w:r>
       <w:r>
@@ -22032,9 +22040,6 @@
       </w:r>
       <w:proofErr w:type="spellEnd"/>
       <w:r>
-        <w:rPr>
-          <w:lang w:val="en-US"/>
-        </w:rPr>
         <w:t xml:space="preserve"> </w:t>
       </w:r>
       <w:proofErr w:type="spellStart"/>
@@ -22043,9 +22048,6 @@
       </w:r>
       <w:proofErr w:type="spellEnd"/>
       <w:r>
-        <w:rPr>
-          <w:lang w:val="en-US"/>
-        </w:rPr>
         <w:t xml:space="preserve"> </w:t>
       </w:r>
       <w:proofErr w:type="spellStart"/>
@@ -22054,9 +22056,6 @@
       </w:r>
       <w:proofErr w:type="spellEnd"/>
       <w:r>
-        <w:rPr>
-          <w:lang w:val="en-US"/>
-        </w:rPr>
         <w:t xml:space="preserve"> </w:t>
       </w:r>
       <w:proofErr w:type="spellStart"/>
@@ -22065,9 +22064,6 @@
       </w:r>
       <w:proofErr w:type="spellEnd"/>
       <w:r>
-        <w:rPr>
-          <w:lang w:val="en-US"/>
-        </w:rPr>
         <w:t xml:space="preserve"> </w:t>
       </w:r>
       <w:proofErr w:type="spellStart"/>
@@ -22076,9 +22072,6 @@
       </w:r>
       <w:proofErr w:type="spellEnd"/>
       <w:r>
-        <w:rPr>
-          <w:lang w:val="en-US"/>
-        </w:rPr>
         <w:t xml:space="preserve"> </w:t>
       </w:r>
       <w:proofErr w:type="spellStart"/>
@@ -22087,9 +22080,6 @@
       </w:r>
       <w:proofErr w:type="spellEnd"/>
       <w:r>
-        <w:rPr>
-          <w:lang w:val="en-US"/>
-        </w:rPr>
         <w:t xml:space="preserve"> </w:t>
       </w:r>
       <w:proofErr w:type="spellStart"/>
@@ -22098,9 +22088,6 @@
       </w:r>
       <w:proofErr w:type="spellEnd"/>
       <w:r>
-        <w:rPr>
-          <w:lang w:val="en-US"/>
-        </w:rPr>
         <w:t xml:space="preserve"> </w:t>
       </w:r>
       <w:proofErr w:type="spellStart"/>
@@ -22109,9 +22096,6 @@
       </w:r>
       <w:proofErr w:type="spellEnd"/>
       <w:r>
-        <w:rPr>
-          <w:lang w:val="en-US"/>
-        </w:rPr>
         <w:t xml:space="preserve"> </w:t>
       </w:r>
       <w:proofErr w:type="spellStart"/>
@@ -22120,9 +22104,6 @@
       </w:r>
       <w:proofErr w:type="spellEnd"/>
       <w:r>
-        <w:rPr>
-          <w:lang w:val="en-US"/>
-        </w:rPr>
         <w:t xml:space="preserve"> </w:t>
       </w:r>
       <w:proofErr w:type="spellStart"/>
@@ -22131,9 +22112,6 @@
       </w:r>
       <w:proofErr w:type="spellEnd"/>
       <w:r>
-        <w:rPr>
-          <w:lang w:val="en-US"/>
-        </w:rPr>
         <w:t xml:space="preserve"> </w:t>
       </w:r>
       <w:proofErr w:type="spellStart"/>
@@ -22142,9 +22120,6 @@
       </w:r>
       <w:proofErr w:type="spellEnd"/>
       <w:r>
-        <w:rPr>
-          <w:lang w:val="en-US"/>
-        </w:rPr>
         <w:t>:</w:t>
       </w:r>
     </w:p>
@@ -22773,7 +22748,15 @@
       </w:r>
       <w:proofErr w:type="spellEnd"/>
       <w:r>
-        <w:t xml:space="preserve"> рози </w:t>
+        <w:t xml:space="preserve"> </w:t>
+      </w:r>
+      <w:proofErr w:type="spellStart"/>
+      <w:r>
+        <w:t>рози</w:t>
+      </w:r>
+      <w:proofErr w:type="spellEnd"/>
+      <w:r>
+        <w:t xml:space="preserve"> </w:t>
       </w:r>
       <w:proofErr w:type="spellStart"/>
       <w:r>
@@ -23564,7 +23547,7 @@
           <w:bCs/>
           <w:lang w:val="en-US"/>
         </w:rPr>
-        <w:t>7. Т</w:t>
+        <w:t xml:space="preserve">7. </w:t>
       </w:r>
       <w:proofErr w:type="spellStart"/>
       <w:r>
@@ -23573,7 +23556,7 @@
           <w:bCs/>
           <w:lang w:val="en-US"/>
         </w:rPr>
-        <w:t>анлов</w:t>
+        <w:t>Танлов</w:t>
       </w:r>
       <w:proofErr w:type="spellEnd"/>
       <w:r>
@@ -25187,7 +25170,7 @@
         <w:jc w:val="both"/>
         <w:rPr>
           <w:szCs w:val="24"/>
-          <w:lang w:val="en-US"/>
+          <w:lang w:val="uz-Cyrl-UZ"/>
         </w:rPr>
       </w:pPr>
       <w:r>
@@ -25691,7 +25674,7 @@
       <w:pPr>
         <w:jc w:val="right"/>
         <w:rPr>
-          <w:lang w:val="en-US"/>
+          <w:lang w:val="uz-Cyrl-UZ"/>
         </w:rPr>
       </w:pPr>
     </w:p>
@@ -25699,7 +25682,7 @@
       <w:pPr>
         <w:jc w:val="right"/>
         <w:rPr>
-          <w:lang w:val="en-US"/>
+          <w:lang w:val="uz-Cyrl-UZ"/>
         </w:rPr>
       </w:pPr>
     </w:p>
@@ -25815,9 +25798,6 @@
         <w:t xml:space="preserve">, </w:t>
       </w:r>
       <w:r>
-        <w:rPr>
-          <w:lang w:val="en-US"/>
-        </w:rPr>
         <w:br/>
       </w:r>
       <w:r>
@@ -26114,7 +26094,7 @@
       </w:r>
       <w:r>
         <w:rPr>
-          <w:lang w:val="en-US"/>
+          <w:lang w:val="uz-Cyrl-UZ"/>
         </w:rPr>
         <w:br/>
       </w:r>
@@ -26318,7 +26298,7 @@
       <w:pPr>
         <w:jc w:val="right"/>
         <w:rPr>
-          <w:lang w:val="en-US"/>
+          <w:lang w:val="uz-Cyrl-UZ"/>
         </w:rPr>
       </w:pPr>
     </w:p>
@@ -26326,7 +26306,7 @@
       <w:pPr>
         <w:jc w:val="right"/>
         <w:rPr>
-          <w:lang w:val="en-US"/>
+          <w:lang w:val="uz-Cyrl-UZ"/>
         </w:rPr>
       </w:pPr>
     </w:p>
@@ -26467,7 +26447,15 @@
       </w:r>
       <w:proofErr w:type="spellEnd"/>
       <w:r>
-        <w:t xml:space="preserve">, уй </w:t>
+        <w:t xml:space="preserve">, </w:t>
+      </w:r>
+      <w:proofErr w:type="spellStart"/>
+      <w:r>
+        <w:t>уй</w:t>
+      </w:r>
+      <w:proofErr w:type="spellEnd"/>
+      <w:r>
+        <w:t xml:space="preserve"> </w:t>
       </w:r>
       <w:proofErr w:type="spellStart"/>
       <w:r>
@@ -26671,7 +26659,7 @@
         <w:rPr>
           <w:b/>
           <w:bCs/>
-          <w:lang w:val="en-US"/>
+          <w:lang w:val="uz-Cyrl-UZ"/>
         </w:rPr>
       </w:pPr>
       <w:r>
@@ -26698,7 +26686,7 @@
         <w:rPr>
           <w:b/>
           <w:bCs/>
-          <w:lang w:val="en-US"/>
+          <w:lang w:val="uz-Cyrl-UZ"/>
         </w:rPr>
       </w:pPr>
     </w:p>
@@ -26708,7 +26696,7 @@
         <w:rPr>
           <w:b/>
           <w:bCs/>
-          <w:lang w:val="en-US"/>
+          <w:lang w:val="uz-Cyrl-UZ"/>
         </w:rPr>
       </w:pPr>
     </w:p>
@@ -27210,7 +27198,7 @@
         <w:rPr>
           <w:sz w:val="26"/>
           <w:szCs w:val="26"/>
-          <w:lang w:val="en-US"/>
+          <w:lang w:val="uz-Cyrl-UZ"/>
         </w:rPr>
         <w:br/>
       </w:r>
@@ -29203,7 +29191,7 @@
 </file>
 
 <file path=word/endnotes.xml><?xml version="1.0" encoding="utf-8"?>
-<w:endnotes xmlns:wpc="http://schemas.microsoft.com/office/word/2010/wordprocessingCanvas" xmlns:cx="http://schemas.microsoft.com/office/drawing/2014/chartex" xmlns:cx1="http://schemas.microsoft.com/office/drawing/2015/9/8/chartex" xmlns:cx2="http://schemas.microsoft.com/office/drawing/2015/10/21/chartex" xmlns:cx3="http://schemas.microsoft.com/office/drawing/2016/5/9/chartex" xmlns:cx4="http://schemas.microsoft.com/office/drawing/2016/5/10/chartex" xmlns:cx5="http://schemas.microsoft.com/office/drawing/2016/5/11/chartex" xmlns:cx6="http://schemas.microsoft.com/office/drawing/2016/5/12/chartex" xmlns:cx7="http://schemas.microsoft.com/office/drawing/2016/5/13/chartex" xmlns:cx8="http://schemas.microsoft.com/office/drawing/2016/5/14/chartex" xmlns:mc="http://schemas.openxmlformats.org/markup-compatibility/2006" xmlns:aink="http://schemas.microsoft.com/office/drawing/2016/ink" xmlns:am3d="http://schemas.microsoft.com/office/drawing/2017/model3d" xmlns:o="urn:schemas-microsoft-com:office:office" xmlns:oel="http://schemas.microsoft.com/office/2019/extlst" xmlns:r="http://schemas.openxmlformats.org/officeDocument/2006/relationships" xmlns:m="http://schemas.openxmlformats.org/officeDocument/2006/math" xmlns:v="urn:schemas-microsoft-com:vml" xmlns:wp14="http://schemas.microsoft.com/office/word/2010/wordprocessingDrawing" xmlns:wp="http://schemas.openxmlformats.org/drawingml/2006/wordprocessingDrawing" xmlns:w10="urn:schemas-microsoft-com:office:word" xmlns:w="http://schemas.openxmlformats.org/wordprocessingml/2006/main" xmlns:w14="http://schemas.microsoft.com/office/word/2010/wordml" xmlns:w15="http://schemas.microsoft.com/office/word/2012/wordml" xmlns:w16cex="http://schemas.microsoft.com/office/word/2018/wordml/cex" xmlns:w16cid="http://schemas.microsoft.com/office/word/2016/wordml/cid" xmlns:w16="http://schemas.microsoft.com/office/word/2018/wordml" xmlns:w16sdtdh="http://schemas.microsoft.com/office/word/2020/wordml/sdtdatahash" xmlns:w16se="http://schemas.microsoft.com/office/word/2015/wordml/symex" xmlns:wpg="http://schemas.microsoft.com/office/word/2010/wordprocessingGroup" xmlns:wpi="http://schemas.microsoft.com/office/word/2010/wordprocessingInk" xmlns:wne="http://schemas.microsoft.com/office/word/2006/wordml" xmlns:wps="http://schemas.microsoft.com/office/word/2010/wordprocessingShape" mc:Ignorable="w14 w15 w16se w16cid w16 w16cex w16sdtdh wp14">
+<w:endnotes xmlns:wpc="http://schemas.microsoft.com/office/word/2010/wordprocessingCanvas" xmlns:cx="http://schemas.microsoft.com/office/drawing/2014/chartex" xmlns:cx1="http://schemas.microsoft.com/office/drawing/2015/9/8/chartex" xmlns:cx2="http://schemas.microsoft.com/office/drawing/2015/10/21/chartex" xmlns:cx3="http://schemas.microsoft.com/office/drawing/2016/5/9/chartex" xmlns:cx4="http://schemas.microsoft.com/office/drawing/2016/5/10/chartex" xmlns:cx5="http://schemas.microsoft.com/office/drawing/2016/5/11/chartex" xmlns:cx6="http://schemas.microsoft.com/office/drawing/2016/5/12/chartex" xmlns:cx7="http://schemas.microsoft.com/office/drawing/2016/5/13/chartex" xmlns:cx8="http://schemas.microsoft.com/office/drawing/2016/5/14/chartex" xmlns:mc="http://schemas.openxmlformats.org/markup-compatibility/2006" xmlns:aink="http://schemas.microsoft.com/office/drawing/2016/ink" xmlns:am3d="http://schemas.microsoft.com/office/drawing/2017/model3d" xmlns:o="urn:schemas-microsoft-com:office:office" xmlns:r="http://schemas.openxmlformats.org/officeDocument/2006/relationships" xmlns:m="http://schemas.openxmlformats.org/officeDocument/2006/math" xmlns:v="urn:schemas-microsoft-com:vml" xmlns:wp14="http://schemas.microsoft.com/office/word/2010/wordprocessingDrawing" xmlns:wp="http://schemas.openxmlformats.org/drawingml/2006/wordprocessingDrawing" xmlns:w10="urn:schemas-microsoft-com:office:word" xmlns:w="http://schemas.openxmlformats.org/wordprocessingml/2006/main" xmlns:w14="http://schemas.microsoft.com/office/word/2010/wordml" xmlns:w15="http://schemas.microsoft.com/office/word/2012/wordml" xmlns:w16cex="http://schemas.microsoft.com/office/word/2018/wordml/cex" xmlns:w16cid="http://schemas.microsoft.com/office/word/2016/wordml/cid" xmlns:w16="http://schemas.microsoft.com/office/word/2018/wordml" xmlns:w16se="http://schemas.microsoft.com/office/word/2015/wordml/symex" xmlns:wpg="http://schemas.microsoft.com/office/word/2010/wordprocessingGroup" xmlns:wpi="http://schemas.microsoft.com/office/word/2010/wordprocessingInk" xmlns:wne="http://schemas.microsoft.com/office/word/2006/wordml" xmlns:wps="http://schemas.microsoft.com/office/word/2010/wordprocessingShape" mc:Ignorable="w14 w15 w16se w16cid w16 w16cex wp14">
   <w:endnote w:type="separator" w:id="-1">
     <w:p>
       <w:r>
@@ -29222,7 +29210,7 @@
 </file>
 
 <file path=word/footnotes.xml><?xml version="1.0" encoding="utf-8"?>
-<w:footnotes xmlns:wpc="http://schemas.microsoft.com/office/word/2010/wordprocessingCanvas" xmlns:cx="http://schemas.microsoft.com/office/drawing/2014/chartex" xmlns:cx1="http://schemas.microsoft.com/office/drawing/2015/9/8/chartex" xmlns:cx2="http://schemas.microsoft.com/office/drawing/2015/10/21/chartex" xmlns:cx3="http://schemas.microsoft.com/office/drawing/2016/5/9/chartex" xmlns:cx4="http://schemas.microsoft.com/office/drawing/2016/5/10/chartex" xmlns:cx5="http://schemas.microsoft.com/office/drawing/2016/5/11/chartex" xmlns:cx6="http://schemas.microsoft.com/office/drawing/2016/5/12/chartex" xmlns:cx7="http://schemas.microsoft.com/office/drawing/2016/5/13/chartex" xmlns:cx8="http://schemas.microsoft.com/office/drawing/2016/5/14/chartex" xmlns:mc="http://schemas.openxmlformats.org/markup-compatibility/2006" xmlns:aink="http://schemas.microsoft.com/office/drawing/2016/ink" xmlns:am3d="http://schemas.microsoft.com/office/drawing/2017/model3d" xmlns:o="urn:schemas-microsoft-com:office:office" xmlns:oel="http://schemas.microsoft.com/office/2019/extlst" xmlns:r="http://schemas.openxmlformats.org/officeDocument/2006/relationships" xmlns:m="http://schemas.openxmlformats.org/officeDocument/2006/math" xmlns:v="urn:schemas-microsoft-com:vml" xmlns:wp14="http://schemas.microsoft.com/office/word/2010/wordprocessingDrawing" xmlns:wp="http://schemas.openxmlformats.org/drawingml/2006/wordprocessingDrawing" xmlns:w10="urn:schemas-microsoft-com:office:word" xmlns:w="http://schemas.openxmlformats.org/wordprocessingml/2006/main" xmlns:w14="http://schemas.microsoft.com/office/word/2010/wordml" xmlns:w15="http://schemas.microsoft.com/office/word/2012/wordml" xmlns:w16cex="http://schemas.microsoft.com/office/word/2018/wordml/cex" xmlns:w16cid="http://schemas.microsoft.com/office/word/2016/wordml/cid" xmlns:w16="http://schemas.microsoft.com/office/word/2018/wordml" xmlns:w16sdtdh="http://schemas.microsoft.com/office/word/2020/wordml/sdtdatahash" xmlns:w16se="http://schemas.microsoft.com/office/word/2015/wordml/symex" xmlns:wpg="http://schemas.microsoft.com/office/word/2010/wordprocessingGroup" xmlns:wpi="http://schemas.microsoft.com/office/word/2010/wordprocessingInk" xmlns:wne="http://schemas.microsoft.com/office/word/2006/wordml" xmlns:wps="http://schemas.microsoft.com/office/word/2010/wordprocessingShape" mc:Ignorable="w14 w15 w16se w16cid w16 w16cex w16sdtdh wp14">
+<w:footnotes xmlns:wpc="http://schemas.microsoft.com/office/word/2010/wordprocessingCanvas" xmlns:cx="http://schemas.microsoft.com/office/drawing/2014/chartex" xmlns:cx1="http://schemas.microsoft.com/office/drawing/2015/9/8/chartex" xmlns:cx2="http://schemas.microsoft.com/office/drawing/2015/10/21/chartex" xmlns:cx3="http://schemas.microsoft.com/office/drawing/2016/5/9/chartex" xmlns:cx4="http://schemas.microsoft.com/office/drawing/2016/5/10/chartex" xmlns:cx5="http://schemas.microsoft.com/office/drawing/2016/5/11/chartex" xmlns:cx6="http://schemas.microsoft.com/office/drawing/2016/5/12/chartex" xmlns:cx7="http://schemas.microsoft.com/office/drawing/2016/5/13/chartex" xmlns:cx8="http://schemas.microsoft.com/office/drawing/2016/5/14/chartex" xmlns:mc="http://schemas.openxmlformats.org/markup-compatibility/2006" xmlns:aink="http://schemas.microsoft.com/office/drawing/2016/ink" xmlns:am3d="http://schemas.microsoft.com/office/drawing/2017/model3d" xmlns:o="urn:schemas-microsoft-com:office:office" xmlns:r="http://schemas.openxmlformats.org/officeDocument/2006/relationships" xmlns:m="http://schemas.openxmlformats.org/officeDocument/2006/math" xmlns:v="urn:schemas-microsoft-com:vml" xmlns:wp14="http://schemas.microsoft.com/office/word/2010/wordprocessingDrawing" xmlns:wp="http://schemas.openxmlformats.org/drawingml/2006/wordprocessingDrawing" xmlns:w10="urn:schemas-microsoft-com:office:word" xmlns:w="http://schemas.openxmlformats.org/wordprocessingml/2006/main" xmlns:w14="http://schemas.microsoft.com/office/word/2010/wordml" xmlns:w15="http://schemas.microsoft.com/office/word/2012/wordml" xmlns:w16cex="http://schemas.microsoft.com/office/word/2018/wordml/cex" xmlns:w16cid="http://schemas.microsoft.com/office/word/2016/wordml/cid" xmlns:w16="http://schemas.microsoft.com/office/word/2018/wordml" xmlns:w16se="http://schemas.microsoft.com/office/word/2015/wordml/symex" xmlns:wpg="http://schemas.microsoft.com/office/word/2010/wordprocessingGroup" xmlns:wpi="http://schemas.microsoft.com/office/word/2010/wordprocessingInk" xmlns:wne="http://schemas.microsoft.com/office/word/2006/wordml" xmlns:wps="http://schemas.microsoft.com/office/word/2010/wordprocessingShape" mc:Ignorable="w14 w15 w16se w16cid w16 w16cex wp14">
   <w:footnote w:type="separator" w:id="-1">
     <w:p>
       <w:r>
@@ -29241,7 +29229,7 @@
 </file>
 
 <file path=word/header1.xml><?xml version="1.0" encoding="utf-8"?>
-<w:hdr xmlns:wpc="http://schemas.microsoft.com/office/word/2010/wordprocessingCanvas" xmlns:cx="http://schemas.microsoft.com/office/drawing/2014/chartex" xmlns:cx1="http://schemas.microsoft.com/office/drawing/2015/9/8/chartex" xmlns:cx2="http://schemas.microsoft.com/office/drawing/2015/10/21/chartex" xmlns:cx3="http://schemas.microsoft.com/office/drawing/2016/5/9/chartex" xmlns:cx4="http://schemas.microsoft.com/office/drawing/2016/5/10/chartex" xmlns:cx5="http://schemas.microsoft.com/office/drawing/2016/5/11/chartex" xmlns:cx6="http://schemas.microsoft.com/office/drawing/2016/5/12/chartex" xmlns:cx7="http://schemas.microsoft.com/office/drawing/2016/5/13/chartex" xmlns:cx8="http://schemas.microsoft.com/office/drawing/2016/5/14/chartex" xmlns:mc="http://schemas.openxmlformats.org/markup-compatibility/2006" xmlns:aink="http://schemas.microsoft.com/office/drawing/2016/ink" xmlns:am3d="http://schemas.microsoft.com/office/drawing/2017/model3d" xmlns:o="urn:schemas-microsoft-com:office:office" xmlns:oel="http://schemas.microsoft.com/office/2019/extlst" xmlns:r="http://schemas.openxmlformats.org/officeDocument/2006/relationships" xmlns:m="http://schemas.openxmlformats.org/officeDocument/2006/math" xmlns:v="urn:schemas-microsoft-com:vml" xmlns:wp14="http://schemas.microsoft.com/office/word/2010/wordprocessingDrawing" xmlns:wp="http://schemas.openxmlformats.org/drawingml/2006/wordprocessingDrawing" xmlns:w10="urn:schemas-microsoft-com:office:word" xmlns:w="http://schemas.openxmlformats.org/wordprocessingml/2006/main" xmlns:w14="http://schemas.microsoft.com/office/word/2010/wordml" xmlns:w15="http://schemas.microsoft.com/office/word/2012/wordml" xmlns:w16cex="http://schemas.microsoft.com/office/word/2018/wordml/cex" xmlns:w16cid="http://schemas.microsoft.com/office/word/2016/wordml/cid" xmlns:w16="http://schemas.microsoft.com/office/word/2018/wordml" xmlns:w16sdtdh="http://schemas.microsoft.com/office/word/2020/wordml/sdtdatahash" xmlns:w16se="http://schemas.microsoft.com/office/word/2015/wordml/symex" xmlns:wpg="http://schemas.microsoft.com/office/word/2010/wordprocessingGroup" xmlns:wpi="http://schemas.microsoft.com/office/word/2010/wordprocessingInk" xmlns:wne="http://schemas.microsoft.com/office/word/2006/wordml" xmlns:wps="http://schemas.microsoft.com/office/word/2010/wordprocessingShape" mc:Ignorable="w14 w15 w16se w16cid w16 w16cex w16sdtdh wp14">
+<w:hdr xmlns:wpc="http://schemas.microsoft.com/office/word/2010/wordprocessingCanvas" xmlns:cx="http://schemas.microsoft.com/office/drawing/2014/chartex" xmlns:cx1="http://schemas.microsoft.com/office/drawing/2015/9/8/chartex" xmlns:cx2="http://schemas.microsoft.com/office/drawing/2015/10/21/chartex" xmlns:cx3="http://schemas.microsoft.com/office/drawing/2016/5/9/chartex" xmlns:cx4="http://schemas.microsoft.com/office/drawing/2016/5/10/chartex" xmlns:cx5="http://schemas.microsoft.com/office/drawing/2016/5/11/chartex" xmlns:cx6="http://schemas.microsoft.com/office/drawing/2016/5/12/chartex" xmlns:cx7="http://schemas.microsoft.com/office/drawing/2016/5/13/chartex" xmlns:cx8="http://schemas.microsoft.com/office/drawing/2016/5/14/chartex" xmlns:mc="http://schemas.openxmlformats.org/markup-compatibility/2006" xmlns:aink="http://schemas.microsoft.com/office/drawing/2016/ink" xmlns:am3d="http://schemas.microsoft.com/office/drawing/2017/model3d" xmlns:o="urn:schemas-microsoft-com:office:office" xmlns:r="http://schemas.openxmlformats.org/officeDocument/2006/relationships" xmlns:m="http://schemas.openxmlformats.org/officeDocument/2006/math" xmlns:v="urn:schemas-microsoft-com:vml" xmlns:wp14="http://schemas.microsoft.com/office/word/2010/wordprocessingDrawing" xmlns:wp="http://schemas.openxmlformats.org/drawingml/2006/wordprocessingDrawing" xmlns:w10="urn:schemas-microsoft-com:office:word" xmlns:w="http://schemas.openxmlformats.org/wordprocessingml/2006/main" xmlns:w14="http://schemas.microsoft.com/office/word/2010/wordml" xmlns:w15="http://schemas.microsoft.com/office/word/2012/wordml" xmlns:w16cex="http://schemas.microsoft.com/office/word/2018/wordml/cex" xmlns:w16cid="http://schemas.microsoft.com/office/word/2016/wordml/cid" xmlns:w16="http://schemas.microsoft.com/office/word/2018/wordml" xmlns:w16se="http://schemas.microsoft.com/office/word/2015/wordml/symex" xmlns:wpg="http://schemas.microsoft.com/office/word/2010/wordprocessingGroup" xmlns:wpi="http://schemas.microsoft.com/office/word/2010/wordprocessingInk" xmlns:wne="http://schemas.microsoft.com/office/word/2006/wordml" xmlns:wps="http://schemas.microsoft.com/office/word/2010/wordprocessingShape" mc:Ignorable="w14 w15 w16se w16cid w16 w16cex wp14">
   <w:p>
     <w:pPr>
       <w:pStyle w:val="a3"/>
@@ -29279,7 +29267,7 @@
 </file>
 
 <file path=word/header2.xml><?xml version="1.0" encoding="utf-8"?>
-<w:hdr xmlns:wpc="http://schemas.microsoft.com/office/word/2010/wordprocessingCanvas" xmlns:cx="http://schemas.microsoft.com/office/drawing/2014/chartex" xmlns:cx1="http://schemas.microsoft.com/office/drawing/2015/9/8/chartex" xmlns:cx2="http://schemas.microsoft.com/office/drawing/2015/10/21/chartex" xmlns:cx3="http://schemas.microsoft.com/office/drawing/2016/5/9/chartex" xmlns:cx4="http://schemas.microsoft.com/office/drawing/2016/5/10/chartex" xmlns:cx5="http://schemas.microsoft.com/office/drawing/2016/5/11/chartex" xmlns:cx6="http://schemas.microsoft.com/office/drawing/2016/5/12/chartex" xmlns:cx7="http://schemas.microsoft.com/office/drawing/2016/5/13/chartex" xmlns:cx8="http://schemas.microsoft.com/office/drawing/2016/5/14/chartex" xmlns:mc="http://schemas.openxmlformats.org/markup-compatibility/2006" xmlns:aink="http://schemas.microsoft.com/office/drawing/2016/ink" xmlns:am3d="http://schemas.microsoft.com/office/drawing/2017/model3d" xmlns:o="urn:schemas-microsoft-com:office:office" xmlns:oel="http://schemas.microsoft.com/office/2019/extlst" xmlns:r="http://schemas.openxmlformats.org/officeDocument/2006/relationships" xmlns:m="http://schemas.openxmlformats.org/officeDocument/2006/math" xmlns:v="urn:schemas-microsoft-com:vml" xmlns:wp14="http://schemas.microsoft.com/office/word/2010/wordprocessingDrawing" xmlns:wp="http://schemas.openxmlformats.org/drawingml/2006/wordprocessingDrawing" xmlns:w10="urn:schemas-microsoft-com:office:word" xmlns:w="http://schemas.openxmlformats.org/wordprocessingml/2006/main" xmlns:w14="http://schemas.microsoft.com/office/word/2010/wordml" xmlns:w15="http://schemas.microsoft.com/office/word/2012/wordml" xmlns:w16cex="http://schemas.microsoft.com/office/word/2018/wordml/cex" xmlns:w16cid="http://schemas.microsoft.com/office/word/2016/wordml/cid" xmlns:w16="http://schemas.microsoft.com/office/word/2018/wordml" xmlns:w16sdtdh="http://schemas.microsoft.com/office/word/2020/wordml/sdtdatahash" xmlns:w16se="http://schemas.microsoft.com/office/word/2015/wordml/symex" xmlns:wpg="http://schemas.microsoft.com/office/word/2010/wordprocessingGroup" xmlns:wpi="http://schemas.microsoft.com/office/word/2010/wordprocessingInk" xmlns:wne="http://schemas.microsoft.com/office/word/2006/wordml" xmlns:wps="http://schemas.microsoft.com/office/word/2010/wordprocessingShape" mc:Ignorable="w14 w15 w16se w16cid w16 w16cex w16sdtdh wp14">
+<w:hdr xmlns:wpc="http://schemas.microsoft.com/office/word/2010/wordprocessingCanvas" xmlns:cx="http://schemas.microsoft.com/office/drawing/2014/chartex" xmlns:cx1="http://schemas.microsoft.com/office/drawing/2015/9/8/chartex" xmlns:cx2="http://schemas.microsoft.com/office/drawing/2015/10/21/chartex" xmlns:cx3="http://schemas.microsoft.com/office/drawing/2016/5/9/chartex" xmlns:cx4="http://schemas.microsoft.com/office/drawing/2016/5/10/chartex" xmlns:cx5="http://schemas.microsoft.com/office/drawing/2016/5/11/chartex" xmlns:cx6="http://schemas.microsoft.com/office/drawing/2016/5/12/chartex" xmlns:cx7="http://schemas.microsoft.com/office/drawing/2016/5/13/chartex" xmlns:cx8="http://schemas.microsoft.com/office/drawing/2016/5/14/chartex" xmlns:mc="http://schemas.openxmlformats.org/markup-compatibility/2006" xmlns:aink="http://schemas.microsoft.com/office/drawing/2016/ink" xmlns:am3d="http://schemas.microsoft.com/office/drawing/2017/model3d" xmlns:o="urn:schemas-microsoft-com:office:office" xmlns:r="http://schemas.openxmlformats.org/officeDocument/2006/relationships" xmlns:m="http://schemas.openxmlformats.org/officeDocument/2006/math" xmlns:v="urn:schemas-microsoft-com:vml" xmlns:wp14="http://schemas.microsoft.com/office/word/2010/wordprocessingDrawing" xmlns:wp="http://schemas.openxmlformats.org/drawingml/2006/wordprocessingDrawing" xmlns:w10="urn:schemas-microsoft-com:office:word" xmlns:w="http://schemas.openxmlformats.org/wordprocessingml/2006/main" xmlns:w14="http://schemas.microsoft.com/office/word/2010/wordml" xmlns:w15="http://schemas.microsoft.com/office/word/2012/wordml" xmlns:w16cex="http://schemas.microsoft.com/office/word/2018/wordml/cex" xmlns:w16cid="http://schemas.microsoft.com/office/word/2016/wordml/cid" xmlns:w16="http://schemas.microsoft.com/office/word/2018/wordml" xmlns:w16se="http://schemas.microsoft.com/office/word/2015/wordml/symex" xmlns:wpg="http://schemas.microsoft.com/office/word/2010/wordprocessingGroup" xmlns:wpi="http://schemas.microsoft.com/office/word/2010/wordprocessingInk" xmlns:wne="http://schemas.microsoft.com/office/word/2006/wordml" xmlns:wps="http://schemas.microsoft.com/office/word/2010/wordprocessingShape" mc:Ignorable="w14 w15 w16se w16cid w16 w16cex wp14">
   <w:p>
     <w:pPr>
       <w:pStyle w:val="a3"/>
@@ -29299,7 +29287,7 @@
 </file>
 
 <file path=word/numbering.xml><?xml version="1.0" encoding="utf-8"?>
-<w:numbering xmlns:wpc="http://schemas.microsoft.com/office/word/2010/wordprocessingCanvas" xmlns:cx="http://schemas.microsoft.com/office/drawing/2014/chartex" xmlns:cx1="http://schemas.microsoft.com/office/drawing/2015/9/8/chartex" xmlns:cx2="http://schemas.microsoft.com/office/drawing/2015/10/21/chartex" xmlns:cx3="http://schemas.microsoft.com/office/drawing/2016/5/9/chartex" xmlns:cx4="http://schemas.microsoft.com/office/drawing/2016/5/10/chartex" xmlns:cx5="http://schemas.microsoft.com/office/drawing/2016/5/11/chartex" xmlns:cx6="http://schemas.microsoft.com/office/drawing/2016/5/12/chartex" xmlns:cx7="http://schemas.microsoft.com/office/drawing/2016/5/13/chartex" xmlns:cx8="http://schemas.microsoft.com/office/drawing/2016/5/14/chartex" xmlns:mc="http://schemas.openxmlformats.org/markup-compatibility/2006" xmlns:aink="http://schemas.microsoft.com/office/drawing/2016/ink" xmlns:am3d="http://schemas.microsoft.com/office/drawing/2017/model3d" xmlns:o="urn:schemas-microsoft-com:office:office" xmlns:oel="http://schemas.microsoft.com/office/2019/extlst" xmlns:r="http://schemas.openxmlformats.org/officeDocument/2006/relationships" xmlns:m="http://schemas.openxmlformats.org/officeDocument/2006/math" xmlns:v="urn:schemas-microsoft-com:vml" xmlns:wp14="http://schemas.microsoft.com/office/word/2010/wordprocessingDrawing" xmlns:wp="http://schemas.openxmlformats.org/drawingml/2006/wordprocessingDrawing" xmlns:w10="urn:schemas-microsoft-com:office:word" xmlns:w="http://schemas.openxmlformats.org/wordprocessingml/2006/main" xmlns:w14="http://schemas.microsoft.com/office/word/2010/wordml" xmlns:w15="http://schemas.microsoft.com/office/word/2012/wordml" xmlns:w16cex="http://schemas.microsoft.com/office/word/2018/wordml/cex" xmlns:w16cid="http://schemas.microsoft.com/office/word/2016/wordml/cid" xmlns:w16="http://schemas.microsoft.com/office/word/2018/wordml" xmlns:w16sdtdh="http://schemas.microsoft.com/office/word/2020/wordml/sdtdatahash" xmlns:w16se="http://schemas.microsoft.com/office/word/2015/wordml/symex" xmlns:wpg="http://schemas.microsoft.com/office/word/2010/wordprocessingGroup" xmlns:wpi="http://schemas.microsoft.com/office/word/2010/wordprocessingInk" xmlns:wne="http://schemas.microsoft.com/office/word/2006/wordml" xmlns:wps="http://schemas.microsoft.com/office/word/2010/wordprocessingShape" mc:Ignorable="w14 w15 w16se w16cid w16 w16cex w16sdtdh wp14">
+<w:numbering xmlns:wpc="http://schemas.microsoft.com/office/word/2010/wordprocessingCanvas" xmlns:cx="http://schemas.microsoft.com/office/drawing/2014/chartex" xmlns:cx1="http://schemas.microsoft.com/office/drawing/2015/9/8/chartex" xmlns:cx2="http://schemas.microsoft.com/office/drawing/2015/10/21/chartex" xmlns:cx3="http://schemas.microsoft.com/office/drawing/2016/5/9/chartex" xmlns:cx4="http://schemas.microsoft.com/office/drawing/2016/5/10/chartex" xmlns:cx5="http://schemas.microsoft.com/office/drawing/2016/5/11/chartex" xmlns:cx6="http://schemas.microsoft.com/office/drawing/2016/5/12/chartex" xmlns:cx7="http://schemas.microsoft.com/office/drawing/2016/5/13/chartex" xmlns:cx8="http://schemas.microsoft.com/office/drawing/2016/5/14/chartex" xmlns:mc="http://schemas.openxmlformats.org/markup-compatibility/2006" xmlns:aink="http://schemas.microsoft.com/office/drawing/2016/ink" xmlns:am3d="http://schemas.microsoft.com/office/drawing/2017/model3d" xmlns:o="urn:schemas-microsoft-com:office:office" xmlns:r="http://schemas.openxmlformats.org/officeDocument/2006/relationships" xmlns:m="http://schemas.openxmlformats.org/officeDocument/2006/math" xmlns:v="urn:schemas-microsoft-com:vml" xmlns:wp14="http://schemas.microsoft.com/office/word/2010/wordprocessingDrawing" xmlns:wp="http://schemas.openxmlformats.org/drawingml/2006/wordprocessingDrawing" xmlns:w10="urn:schemas-microsoft-com:office:word" xmlns:w="http://schemas.openxmlformats.org/wordprocessingml/2006/main" xmlns:w14="http://schemas.microsoft.com/office/word/2010/wordml" xmlns:w15="http://schemas.microsoft.com/office/word/2012/wordml" xmlns:w16cex="http://schemas.microsoft.com/office/word/2018/wordml/cex" xmlns:w16cid="http://schemas.microsoft.com/office/word/2016/wordml/cid" xmlns:w16="http://schemas.microsoft.com/office/word/2018/wordml" xmlns:w16se="http://schemas.microsoft.com/office/word/2015/wordml/symex" xmlns:wpg="http://schemas.microsoft.com/office/word/2010/wordprocessingGroup" xmlns:wpi="http://schemas.microsoft.com/office/word/2010/wordprocessingInk" xmlns:wne="http://schemas.microsoft.com/office/word/2006/wordml" xmlns:wps="http://schemas.microsoft.com/office/word/2010/wordprocessingShape" mc:Ignorable="w14 w15 w16se w16cid w16 w16cex wp14">
   <w:abstractNum w:abstractNumId="0" w15:restartNumberingAfterBreak="0">
     <w:nsid w:val="04F2617F"/>
     <w:multiLevelType w:val="hybridMultilevel"/>
@@ -31992,86 +31980,86 @@
       </w:pPr>
     </w:lvl>
   </w:abstractNum>
-  <w:num w:numId="1" w16cid:durableId="692655596">
+  <w:num w:numId="1">
     <w:abstractNumId w:val="22"/>
   </w:num>
-  <w:num w:numId="2" w16cid:durableId="145512809">
+  <w:num w:numId="2">
     <w:abstractNumId w:val="11"/>
   </w:num>
-  <w:num w:numId="3" w16cid:durableId="1251815239">
+  <w:num w:numId="3">
     <w:abstractNumId w:val="0"/>
   </w:num>
-  <w:num w:numId="4" w16cid:durableId="1600525583">
+  <w:num w:numId="4">
     <w:abstractNumId w:val="3"/>
   </w:num>
-  <w:num w:numId="5" w16cid:durableId="1211920954">
+  <w:num w:numId="5">
     <w:abstractNumId w:val="20"/>
   </w:num>
-  <w:num w:numId="6" w16cid:durableId="1910533090">
+  <w:num w:numId="6">
     <w:abstractNumId w:val="21"/>
   </w:num>
-  <w:num w:numId="7" w16cid:durableId="1346635019">
+  <w:num w:numId="7">
     <w:abstractNumId w:val="12"/>
   </w:num>
-  <w:num w:numId="8" w16cid:durableId="1743991701">
+  <w:num w:numId="8">
     <w:abstractNumId w:val="23"/>
   </w:num>
-  <w:num w:numId="9" w16cid:durableId="81490465">
+  <w:num w:numId="9">
     <w:abstractNumId w:val="4"/>
   </w:num>
-  <w:num w:numId="10" w16cid:durableId="356077665">
+  <w:num w:numId="10">
     <w:abstractNumId w:val="14"/>
   </w:num>
-  <w:num w:numId="11" w16cid:durableId="688874299">
+  <w:num w:numId="11">
     <w:abstractNumId w:val="9"/>
   </w:num>
-  <w:num w:numId="12" w16cid:durableId="220988502">
+  <w:num w:numId="12">
     <w:abstractNumId w:val="2"/>
   </w:num>
-  <w:num w:numId="13" w16cid:durableId="80569597">
+  <w:num w:numId="13">
     <w:abstractNumId w:val="16"/>
   </w:num>
-  <w:num w:numId="14" w16cid:durableId="192964641">
+  <w:num w:numId="14">
     <w:abstractNumId w:val="19"/>
   </w:num>
-  <w:num w:numId="15" w16cid:durableId="709303057">
+  <w:num w:numId="15">
     <w:abstractNumId w:val="17"/>
   </w:num>
-  <w:num w:numId="16" w16cid:durableId="1168521856">
+  <w:num w:numId="16">
     <w:abstractNumId w:val="6"/>
   </w:num>
-  <w:num w:numId="17" w16cid:durableId="510878436">
+  <w:num w:numId="17">
     <w:abstractNumId w:val="5"/>
   </w:num>
-  <w:num w:numId="18" w16cid:durableId="2095348773">
+  <w:num w:numId="18">
     <w:abstractNumId w:val="24"/>
   </w:num>
-  <w:num w:numId="19" w16cid:durableId="293994919">
+  <w:num w:numId="19">
     <w:abstractNumId w:val="7"/>
   </w:num>
-  <w:num w:numId="20" w16cid:durableId="1028066645">
+  <w:num w:numId="20">
     <w:abstractNumId w:val="15"/>
   </w:num>
-  <w:num w:numId="21" w16cid:durableId="304772939">
+  <w:num w:numId="21">
     <w:abstractNumId w:val="18"/>
   </w:num>
-  <w:num w:numId="22" w16cid:durableId="1367101900">
+  <w:num w:numId="22">
     <w:abstractNumId w:val="10"/>
   </w:num>
-  <w:num w:numId="23" w16cid:durableId="1970931712">
+  <w:num w:numId="23">
     <w:abstractNumId w:val="13"/>
   </w:num>
-  <w:num w:numId="24" w16cid:durableId="1726874719">
+  <w:num w:numId="24">
     <w:abstractNumId w:val="8"/>
   </w:num>
-  <w:num w:numId="25" w16cid:durableId="2077780369">
+  <w:num w:numId="25">
     <w:abstractNumId w:val="1"/>
   </w:num>
 </w:numbering>
 </file>
 
 <file path=word/styles.xml><?xml version="1.0" encoding="utf-8"?>
-<w:styles xmlns:mc="http://schemas.openxmlformats.org/markup-compatibility/2006" xmlns:r="http://schemas.openxmlformats.org/officeDocument/2006/relationships" xmlns:w="http://schemas.openxmlformats.org/wordprocessingml/2006/main" xmlns:w14="http://schemas.microsoft.com/office/word/2010/wordml" xmlns:w15="http://schemas.microsoft.com/office/word/2012/wordml" xmlns:w16cex="http://schemas.microsoft.com/office/word/2018/wordml/cex" xmlns:w16cid="http://schemas.microsoft.com/office/word/2016/wordml/cid" xmlns:w16="http://schemas.microsoft.com/office/word/2018/wordml" xmlns:w16sdtdh="http://schemas.microsoft.com/office/word/2020/wordml/sdtdatahash" xmlns:w16se="http://schemas.microsoft.com/office/word/2015/wordml/symex" mc:Ignorable="w14 w15 w16se w16cid w16 w16cex w16sdtdh">
+<w:styles xmlns:mc="http://schemas.openxmlformats.org/markup-compatibility/2006" xmlns:r="http://schemas.openxmlformats.org/officeDocument/2006/relationships" xmlns:w="http://schemas.openxmlformats.org/wordprocessingml/2006/main" xmlns:w14="http://schemas.microsoft.com/office/word/2010/wordml" xmlns:w15="http://schemas.microsoft.com/office/word/2012/wordml" xmlns:w16cex="http://schemas.microsoft.com/office/word/2018/wordml/cex" xmlns:w16cid="http://schemas.microsoft.com/office/word/2016/wordml/cid" xmlns:w16="http://schemas.microsoft.com/office/word/2018/wordml" xmlns:w16se="http://schemas.microsoft.com/office/word/2015/wordml/symex" mc:Ignorable="w14 w15 w16se w16cid w16 w16cex">
   <w:docDefaults>
     <w:rPrDefault>
       <w:rPr>
@@ -33036,7 +33024,7 @@
 </file>
 
 <file path=customXml/itemProps1.xml><?xml version="1.0" encoding="utf-8"?>
-<ds:datastoreItem xmlns:ds="http://schemas.openxmlformats.org/officeDocument/2006/customXml" ds:itemID="{948A875B-CDA4-4718-B48E-E1A2D1F5B8ED}">
+<ds:datastoreItem xmlns:ds="http://schemas.openxmlformats.org/officeDocument/2006/customXml" ds:itemID="{053CA6C1-A734-42D5-B4A1-57839E584875}">
   <ds:schemaRefs>
     <ds:schemaRef ds:uri="http://schemas.openxmlformats.org/officeDocument/2006/bibliography"/>
   </ds:schemaRefs>
